--- a/Cyclone Tracking Description - Version 13.3.docx
+++ b/Cyclone Tracking Description - Version 13.3.docx
@@ -2212,7 +2212,19 @@
         <w:rPr>
           <w:rFonts w:ascii="Calibri" w:hAnsi="Calibri" w:cs="Calibri"/>
         </w:rPr>
-        <w:t xml:space="preserve">*You can use </w:t>
+        <w:t>*</w:t>
+      </w:r>
+      <w:r>
+        <w:rPr>
+          <w:rFonts w:ascii="Calibri" w:hAnsi="Calibri" w:cs="Calibri"/>
+        </w:rPr>
+        <w:t>Note, y</w:t>
+      </w:r>
+      <w:r>
+        <w:rPr>
+          <w:rFonts w:ascii="Calibri" w:hAnsi="Calibri" w:cs="Calibri"/>
+        </w:rPr>
+        <w:t xml:space="preserve">ou can use </w:t>
       </w:r>
       <w:proofErr w:type="spellStart"/>
       <w:r>
@@ -2226,7 +2238,27 @@
         <w:rPr>
           <w:rFonts w:ascii="Calibri" w:hAnsi="Calibri" w:cs="Calibri"/>
         </w:rPr>
-        <w:t xml:space="preserve"> instead</w:t>
+        <w:t xml:space="preserve"> </w:t>
+      </w:r>
+      <w:r>
+        <w:rPr>
+          <w:rFonts w:ascii="Calibri" w:hAnsi="Calibri" w:cs="Calibri"/>
+        </w:rPr>
+        <w:t xml:space="preserve">as well/instead (I have version 2025.1.0 </w:t>
+      </w:r>
+      <w:proofErr w:type="gramStart"/>
+      <w:r>
+        <w:rPr>
+          <w:rFonts w:ascii="Calibri" w:hAnsi="Calibri" w:cs="Calibri"/>
+        </w:rPr>
+        <w:t>at the moment</w:t>
+      </w:r>
+      <w:proofErr w:type="gramEnd"/>
+      <w:r>
+        <w:rPr>
+          <w:rFonts w:ascii="Calibri" w:hAnsi="Calibri" w:cs="Calibri"/>
+        </w:rPr>
+        <w:t>)</w:t>
       </w:r>
     </w:p>
     <w:p>
@@ -2481,7 +2513,39 @@
         <w:rPr>
           <w:rFonts w:ascii="Calibri" w:hAnsi="Calibri" w:cs="Calibri"/>
         </w:rPr>
-        <w:t>Updating some syntax to be compatible with pandas≥2.2.2 and numpy≥1.20</w:t>
+        <w:t>Updating some syntax to be compatible with pandas≥2.2.2</w:t>
+      </w:r>
+      <w:r>
+        <w:rPr>
+          <w:rFonts w:ascii="Calibri" w:hAnsi="Calibri" w:cs="Calibri"/>
+        </w:rPr>
+        <w:t xml:space="preserve">, </w:t>
+      </w:r>
+      <w:r>
+        <w:rPr>
+          <w:rFonts w:ascii="Calibri" w:hAnsi="Calibri" w:cs="Calibri"/>
+        </w:rPr>
+        <w:t>numpy≥1.20</w:t>
+      </w:r>
+      <w:r>
+        <w:rPr>
+          <w:rFonts w:ascii="Calibri" w:hAnsi="Calibri" w:cs="Calibri"/>
+        </w:rPr>
+        <w:t xml:space="preserve">, and future </w:t>
+      </w:r>
+      <w:proofErr w:type="spellStart"/>
+      <w:r>
+        <w:rPr>
+          <w:rFonts w:ascii="Calibri" w:hAnsi="Calibri" w:cs="Calibri"/>
+        </w:rPr>
+        <w:t>scipy</w:t>
+      </w:r>
+      <w:proofErr w:type="spellEnd"/>
+      <w:r>
+        <w:rPr>
+          <w:rFonts w:ascii="Calibri" w:hAnsi="Calibri" w:cs="Calibri"/>
+        </w:rPr>
+        <w:t xml:space="preserve"> versions.</w:t>
       </w:r>
     </w:p>
     <w:p>
@@ -2628,7 +2692,14 @@
         <w:rPr>
           <w:rFonts w:ascii="Calibri" w:hAnsi="Calibri" w:cs="Calibri"/>
         </w:rPr>
-        <w:t xml:space="preserve"> the full set of recorded characteristics. Second, a list of cyclone track objects is saved for each month.  Cyclones that exist during </w:t>
+        <w:t xml:space="preserve"> the full set of recorded </w:t>
+      </w:r>
+      <w:r>
+        <w:rPr>
+          <w:rFonts w:ascii="Calibri" w:hAnsi="Calibri" w:cs="Calibri"/>
+        </w:rPr>
+        <w:lastRenderedPageBreak/>
+        <w:t xml:space="preserve">characteristics. Second, a list of cyclone track objects is saved for each month.  Cyclones that exist during </w:t>
       </w:r>
       <w:r>
         <w:rPr>
@@ -3387,7 +3458,7 @@
               <w:contextualSpacing/>
               <w:rPr>
                 <w:rFonts w:ascii="Calibri" w:hAnsi="Calibri" w:cs="Calibri"/>
-                <w:b/>
+                <w:bCs/>
                 <w:sz w:val="22"/>
                 <w:szCs w:val="22"/>
               </w:rPr>
@@ -5563,6 +5634,7 @@
           <w:rFonts w:ascii="Calibri" w:hAnsi="Calibri" w:cs="Calibri"/>
           <w:b/>
         </w:rPr>
+        <w:lastRenderedPageBreak/>
         <w:t xml:space="preserve">Type: </w:t>
       </w:r>
       <w:r>
@@ -5593,14 +5665,7 @@
         <w:rPr>
           <w:rFonts w:ascii="Calibri" w:hAnsi="Calibri" w:cs="Calibri"/>
         </w:rPr>
-        <w:t xml:space="preserve"> average intensity, etc.), I do not use any row with type == 0.  These rows are used to help identify splitting and merging events and indicate a projection of the cyclone track to before (after) it </w:t>
-      </w:r>
-      <w:r>
-        <w:rPr>
-          <w:rFonts w:ascii="Calibri" w:hAnsi="Calibri" w:cs="Calibri"/>
-        </w:rPr>
-        <w:lastRenderedPageBreak/>
-        <w:t>first (last) appears. Most cyclone data tables should end with one such row with type == 0 and Ely &gt; 0 (a lysis event).</w:t>
+        <w:t xml:space="preserve"> average intensity, etc.), I do not use any row with type == 0.  These rows are used to help identify splitting and merging events and indicate a projection of the cyclone track to before (after) it first (last) appears. Most cyclone data tables should end with one such row with type == 0 and Ely &gt; 0 (a lysis event).</w:t>
       </w:r>
     </w:p>
     <w:p>
@@ -6329,7 +6394,14 @@
         <w:rPr>
           <w:rFonts w:ascii="Calibri" w:hAnsi="Calibri" w:cs="Calibri"/>
         </w:rPr>
-        <w:t xml:space="preserve">” (parent track id in a multi-center cyclone) are only needed if you are looking at cyclone interactions.  </w:t>
+        <w:t xml:space="preserve">” (parent track id in a multi-center cyclone) are only needed if you are looking </w:t>
+      </w:r>
+      <w:r>
+        <w:rPr>
+          <w:rFonts w:ascii="Calibri" w:hAnsi="Calibri" w:cs="Calibri"/>
+        </w:rPr>
+        <w:lastRenderedPageBreak/>
+        <w:t xml:space="preserve">at cyclone interactions.  </w:t>
       </w:r>
       <w:r>
         <w:rPr>
@@ -6337,14 +6409,82 @@
         </w:rPr>
         <w:t>In all cases, the id number is unique to the month under consideration.  For a universally unique identifier, you need to combine the year, month, and id number. Note that cyclones are always stored with the month in which they experience lysis.</w:t>
       </w:r>
-    </w:p>
-    <w:p>
-      <w:pPr>
-        <w:pStyle w:val="Heading2"/>
-        <w:rPr>
-          <w:rFonts w:ascii="Calibri" w:hAnsi="Calibri" w:cs="Calibri"/>
-        </w:rPr>
-      </w:pPr>
+      <w:r>
+        <w:rPr>
+          <w:rFonts w:ascii="Calibri" w:hAnsi="Calibri" w:cs="Calibri"/>
+        </w:rPr>
+        <w:t xml:space="preserve"> Also note that if you’re using CSV versions of the output, I might not have included the unique identifiers that have limited utility for subsets of storms (id, </w:t>
+      </w:r>
+      <w:proofErr w:type="spellStart"/>
+      <w:r>
+        <w:rPr>
+          <w:rFonts w:ascii="Calibri" w:hAnsi="Calibri" w:cs="Calibri"/>
+        </w:rPr>
+        <w:t>pid</w:t>
+      </w:r>
+      <w:proofErr w:type="spellEnd"/>
+      <w:r>
+        <w:rPr>
+          <w:rFonts w:ascii="Calibri" w:hAnsi="Calibri" w:cs="Calibri"/>
+        </w:rPr>
+        <w:t xml:space="preserve">, </w:t>
+      </w:r>
+      <w:proofErr w:type="spellStart"/>
+      <w:r>
+        <w:rPr>
+          <w:rFonts w:ascii="Calibri" w:hAnsi="Calibri" w:cs="Calibri"/>
+        </w:rPr>
+        <w:t>ptid</w:t>
+      </w:r>
+      <w:proofErr w:type="spellEnd"/>
+      <w:r>
+        <w:rPr>
+          <w:rFonts w:ascii="Calibri" w:hAnsi="Calibri" w:cs="Calibri"/>
+        </w:rPr>
+        <w:t xml:space="preserve">, and </w:t>
+      </w:r>
+      <w:proofErr w:type="spellStart"/>
+      <w:r>
+        <w:rPr>
+          <w:rFonts w:ascii="Calibri" w:hAnsi="Calibri" w:cs="Calibri"/>
+        </w:rPr>
+        <w:t>ftid</w:t>
+      </w:r>
+      <w:proofErr w:type="spellEnd"/>
+      <w:r>
+        <w:rPr>
+          <w:rFonts w:ascii="Calibri" w:hAnsi="Calibri" w:cs="Calibri"/>
+        </w:rPr>
+        <w:t xml:space="preserve">), and only one of </w:t>
+      </w:r>
+      <w:proofErr w:type="spellStart"/>
+      <w:r>
+        <w:rPr>
+          <w:rFonts w:ascii="Calibri" w:hAnsi="Calibri" w:cs="Calibri"/>
+        </w:rPr>
+        <w:t>sid</w:t>
+      </w:r>
+      <w:proofErr w:type="spellEnd"/>
+      <w:r>
+        <w:rPr>
+          <w:rFonts w:ascii="Calibri" w:hAnsi="Calibri" w:cs="Calibri"/>
+        </w:rPr>
+        <w:t xml:space="preserve"> or </w:t>
+      </w:r>
+      <w:proofErr w:type="spellStart"/>
+      <w:r>
+        <w:rPr>
+          <w:rFonts w:ascii="Calibri" w:hAnsi="Calibri" w:cs="Calibri"/>
+        </w:rPr>
+        <w:t>tid</w:t>
+      </w:r>
+      <w:proofErr w:type="spellEnd"/>
+      <w:r>
+        <w:rPr>
+          <w:rFonts w:ascii="Calibri" w:hAnsi="Calibri" w:cs="Calibri"/>
+        </w:rPr>
+        <w:t xml:space="preserve"> is included. </w:t>
+      </w:r>
     </w:p>
     <w:p>
       <w:pPr>
@@ -6960,16 +7100,14 @@
         <w:rPr>
           <w:rFonts w:ascii="Calibri" w:hAnsi="Calibri" w:cs="Calibri"/>
         </w:rPr>
-        <w:t xml:space="preserve">The following are my main workhorses, so those are the ones I share on </w:t>
-      </w:r>
-      <w:proofErr w:type="spellStart"/>
-      <w:r>
-        <w:rPr>
-          <w:rFonts w:ascii="Calibri" w:hAnsi="Calibri" w:cs="Calibri"/>
-        </w:rPr>
-        <w:t>github</w:t>
-      </w:r>
-      <w:proofErr w:type="spellEnd"/>
+        <w:t xml:space="preserve">The following are </w:t>
+      </w:r>
+      <w:r>
+        <w:rPr>
+          <w:rFonts w:ascii="Calibri" w:hAnsi="Calibri" w:cs="Calibri"/>
+        </w:rPr>
+        <w:t>the ones I use the most</w:t>
+      </w:r>
       <w:r>
         <w:rPr>
           <w:rFonts w:ascii="Calibri" w:hAnsi="Calibri" w:cs="Calibri"/>
@@ -7213,6 +7351,7 @@
         <w:pStyle w:val="Heading1"/>
       </w:pPr>
       <w:r>
+        <w:lastRenderedPageBreak/>
         <w:t>5</w:t>
       </w:r>
       <w:r>
@@ -7885,6 +8024,7 @@
         <w:rPr>
           <w:rFonts w:ascii="Calibri" w:hAnsi="Calibri" w:cs="Calibri"/>
         </w:rPr>
+        <w:lastRenderedPageBreak/>
         <w:t>For cases where two tracks merge, only one of those tracks is continued. The nearest-neighbor track is continued by default, but if both cyclones are the same distance from the merge point in the prior time step, the deeper center is now continued instead of the older center. This results in a reduction in lifespan for the longest-lived storms and makes more intense storms more likely to be continued. However, it effects only a very small percentage of tracks.</w:t>
       </w:r>
     </w:p>
@@ -7903,7 +8043,6 @@
         <w:rPr>
           <w:rFonts w:ascii="Calibri" w:hAnsi="Calibri" w:cs="Calibri"/>
         </w:rPr>
-        <w:lastRenderedPageBreak/>
         <w:t xml:space="preserve">The algorithm is faster thanks to some optimization of the </w:t>
       </w:r>
       <w:proofErr w:type="spellStart"/>
@@ -8375,7 +8514,7 @@
         <w:pStyle w:val="ListParagraph"/>
         <w:numPr>
           <w:ilvl w:val="0"/>
-          <w:numId w:val="14"/>
+          <w:numId w:val="15"/>
         </w:numPr>
         <w:rPr>
           <w:rFonts w:ascii="Calibri" w:hAnsi="Calibri" w:cs="Calibri"/>
@@ -8385,7 +8524,21 @@
         <w:rPr>
           <w:rFonts w:ascii="Calibri" w:hAnsi="Calibri" w:cs="Calibri"/>
         </w:rPr>
-        <w:t>Updating some syntax to be compatible with pandas≥2.2.2 and numpy≥1.20</w:t>
+        <w:t xml:space="preserve">Updating some syntax to be compatible with pandas≥2.2.2, numpy≥1.20, and future </w:t>
+      </w:r>
+      <w:proofErr w:type="spellStart"/>
+      <w:r>
+        <w:rPr>
+          <w:rFonts w:ascii="Calibri" w:hAnsi="Calibri" w:cs="Calibri"/>
+        </w:rPr>
+        <w:t>scipy</w:t>
+      </w:r>
+      <w:proofErr w:type="spellEnd"/>
+      <w:r>
+        <w:rPr>
+          <w:rFonts w:ascii="Calibri" w:hAnsi="Calibri" w:cs="Calibri"/>
+        </w:rPr>
+        <w:t xml:space="preserve"> versions.</w:t>
       </w:r>
     </w:p>
     <w:p>
@@ -8393,7 +8546,7 @@
         <w:pStyle w:val="ListParagraph"/>
         <w:numPr>
           <w:ilvl w:val="0"/>
-          <w:numId w:val="14"/>
+          <w:numId w:val="15"/>
         </w:numPr>
         <w:rPr>
           <w:rFonts w:ascii="Calibri" w:hAnsi="Calibri" w:cs="Calibri"/>
@@ -8403,19 +8556,7 @@
         <w:rPr>
           <w:rFonts w:ascii="Calibri" w:hAnsi="Calibri" w:cs="Calibri"/>
         </w:rPr>
-        <w:t>Changing the top-level detection/tracking script (C</w:t>
-      </w:r>
-      <w:r>
-        <w:rPr>
-          <w:rFonts w:ascii="Calibri" w:hAnsi="Calibri" w:cs="Calibri"/>
-        </w:rPr>
-        <w:t>0</w:t>
-      </w:r>
-      <w:r>
-        <w:rPr>
-          <w:rFonts w:ascii="Calibri" w:hAnsi="Calibri" w:cs="Calibri"/>
-        </w:rPr>
-        <w:t xml:space="preserve">3) so that if you set prior== 1, the algorithm will assume you want to use the same input parameters as before and look for a </w:t>
+        <w:t xml:space="preserve">Changing the top-level detection/tracking script (C03) so that if you set prior== 1, the algorithm will assume you want to use the same input parameters as before and look for a </w:t>
       </w:r>
       <w:proofErr w:type="spellStart"/>
       <w:r>
@@ -8429,7 +8570,7 @@
         <w:rPr>
           <w:rFonts w:ascii="Calibri" w:hAnsi="Calibri" w:cs="Calibri"/>
         </w:rPr>
-        <w:t xml:space="preserve"> file. This will override any new user inputs. </w:t>
+        <w:t xml:space="preserve"> file. This will override any new user inputs.</w:t>
       </w:r>
     </w:p>
     <w:sectPr>
@@ -8854,6 +8995,92 @@
     </w:lvl>
   </w:abstractNum>
   <w:abstractNum w:abstractNumId="4" w15:restartNumberingAfterBreak="0">
+    <w:nsid w:val="3EC121D9"/>
+    <w:multiLevelType w:val="hybridMultilevel"/>
+    <w:tmpl w:val="74903D16"/>
+    <w:lvl w:ilvl="0" w:tplc="FFFFFFFF">
+      <w:start w:val="1"/>
+      <w:numFmt w:val="decimal"/>
+      <w:lvlText w:val="%1."/>
+      <w:lvlJc w:val="left"/>
+      <w:pPr>
+        <w:ind w:left="720" w:hanging="360"/>
+      </w:pPr>
+    </w:lvl>
+    <w:lvl w:ilvl="1" w:tplc="FFFFFFFF">
+      <w:start w:val="1"/>
+      <w:numFmt w:val="lowerLetter"/>
+      <w:lvlText w:val="%2."/>
+      <w:lvlJc w:val="left"/>
+      <w:pPr>
+        <w:ind w:left="1440" w:hanging="360"/>
+      </w:pPr>
+    </w:lvl>
+    <w:lvl w:ilvl="2" w:tplc="FFFFFFFF" w:tentative="1">
+      <w:start w:val="1"/>
+      <w:numFmt w:val="lowerRoman"/>
+      <w:lvlText w:val="%3."/>
+      <w:lvlJc w:val="right"/>
+      <w:pPr>
+        <w:ind w:left="2160" w:hanging="180"/>
+      </w:pPr>
+    </w:lvl>
+    <w:lvl w:ilvl="3" w:tplc="FFFFFFFF" w:tentative="1">
+      <w:start w:val="1"/>
+      <w:numFmt w:val="decimal"/>
+      <w:lvlText w:val="%4."/>
+      <w:lvlJc w:val="left"/>
+      <w:pPr>
+        <w:ind w:left="2880" w:hanging="360"/>
+      </w:pPr>
+    </w:lvl>
+    <w:lvl w:ilvl="4" w:tplc="FFFFFFFF" w:tentative="1">
+      <w:start w:val="1"/>
+      <w:numFmt w:val="lowerLetter"/>
+      <w:lvlText w:val="%5."/>
+      <w:lvlJc w:val="left"/>
+      <w:pPr>
+        <w:ind w:left="3600" w:hanging="360"/>
+      </w:pPr>
+    </w:lvl>
+    <w:lvl w:ilvl="5" w:tplc="FFFFFFFF" w:tentative="1">
+      <w:start w:val="1"/>
+      <w:numFmt w:val="lowerRoman"/>
+      <w:lvlText w:val="%6."/>
+      <w:lvlJc w:val="right"/>
+      <w:pPr>
+        <w:ind w:left="4320" w:hanging="180"/>
+      </w:pPr>
+    </w:lvl>
+    <w:lvl w:ilvl="6" w:tplc="FFFFFFFF" w:tentative="1">
+      <w:start w:val="1"/>
+      <w:numFmt w:val="decimal"/>
+      <w:lvlText w:val="%7."/>
+      <w:lvlJc w:val="left"/>
+      <w:pPr>
+        <w:ind w:left="5040" w:hanging="360"/>
+      </w:pPr>
+    </w:lvl>
+    <w:lvl w:ilvl="7" w:tplc="FFFFFFFF" w:tentative="1">
+      <w:start w:val="1"/>
+      <w:numFmt w:val="lowerLetter"/>
+      <w:lvlText w:val="%8."/>
+      <w:lvlJc w:val="left"/>
+      <w:pPr>
+        <w:ind w:left="5760" w:hanging="360"/>
+      </w:pPr>
+    </w:lvl>
+    <w:lvl w:ilvl="8" w:tplc="FFFFFFFF" w:tentative="1">
+      <w:start w:val="1"/>
+      <w:numFmt w:val="lowerRoman"/>
+      <w:lvlText w:val="%9."/>
+      <w:lvlJc w:val="right"/>
+      <w:pPr>
+        <w:ind w:left="6480" w:hanging="180"/>
+      </w:pPr>
+    </w:lvl>
+  </w:abstractNum>
+  <w:abstractNum w:abstractNumId="5" w15:restartNumberingAfterBreak="0">
     <w:nsid w:val="3F125135"/>
     <w:multiLevelType w:val="hybridMultilevel"/>
     <w:tmpl w:val="472CCAEC"/>
@@ -8939,7 +9166,7 @@
       </w:pPr>
     </w:lvl>
   </w:abstractNum>
-  <w:abstractNum w:abstractNumId="5" w15:restartNumberingAfterBreak="0">
+  <w:abstractNum w:abstractNumId="6" w15:restartNumberingAfterBreak="0">
     <w:nsid w:val="43182E80"/>
     <w:multiLevelType w:val="hybridMultilevel"/>
     <w:tmpl w:val="23FA9BDA"/>
@@ -9052,7 +9279,7 @@
       </w:rPr>
     </w:lvl>
   </w:abstractNum>
-  <w:abstractNum w:abstractNumId="6" w15:restartNumberingAfterBreak="0">
+  <w:abstractNum w:abstractNumId="7" w15:restartNumberingAfterBreak="0">
     <w:nsid w:val="47A96052"/>
     <w:multiLevelType w:val="hybridMultilevel"/>
     <w:tmpl w:val="39606408"/>
@@ -9141,7 +9368,7 @@
       </w:pPr>
     </w:lvl>
   </w:abstractNum>
-  <w:abstractNum w:abstractNumId="7" w15:restartNumberingAfterBreak="0">
+  <w:abstractNum w:abstractNumId="8" w15:restartNumberingAfterBreak="0">
     <w:nsid w:val="4D2B3C60"/>
     <w:multiLevelType w:val="hybridMultilevel"/>
     <w:tmpl w:val="C0BED022"/>
@@ -9254,7 +9481,7 @@
       </w:rPr>
     </w:lvl>
   </w:abstractNum>
-  <w:abstractNum w:abstractNumId="8" w15:restartNumberingAfterBreak="0">
+  <w:abstractNum w:abstractNumId="9" w15:restartNumberingAfterBreak="0">
     <w:nsid w:val="53483FF1"/>
     <w:multiLevelType w:val="hybridMultilevel"/>
     <w:tmpl w:val="74903D16"/>
@@ -9340,7 +9567,7 @@
       </w:pPr>
     </w:lvl>
   </w:abstractNum>
-  <w:abstractNum w:abstractNumId="9" w15:restartNumberingAfterBreak="0">
+  <w:abstractNum w:abstractNumId="10" w15:restartNumberingAfterBreak="0">
     <w:nsid w:val="54580286"/>
     <w:multiLevelType w:val="hybridMultilevel"/>
     <w:tmpl w:val="E9D895B2"/>
@@ -9453,7 +9680,7 @@
       </w:rPr>
     </w:lvl>
   </w:abstractNum>
-  <w:abstractNum w:abstractNumId="10" w15:restartNumberingAfterBreak="0">
+  <w:abstractNum w:abstractNumId="11" w15:restartNumberingAfterBreak="0">
     <w:nsid w:val="652C198F"/>
     <w:multiLevelType w:val="hybridMultilevel"/>
     <w:tmpl w:val="F154AF1C"/>
@@ -9542,7 +9769,7 @@
       </w:pPr>
     </w:lvl>
   </w:abstractNum>
-  <w:abstractNum w:abstractNumId="11" w15:restartNumberingAfterBreak="0">
+  <w:abstractNum w:abstractNumId="12" w15:restartNumberingAfterBreak="0">
     <w:nsid w:val="661E5331"/>
     <w:multiLevelType w:val="hybridMultilevel"/>
     <w:tmpl w:val="EEA84A1C"/>
@@ -9655,7 +9882,7 @@
       </w:rPr>
     </w:lvl>
   </w:abstractNum>
-  <w:abstractNum w:abstractNumId="12" w15:restartNumberingAfterBreak="0">
+  <w:abstractNum w:abstractNumId="13" w15:restartNumberingAfterBreak="0">
     <w:nsid w:val="6DBD38A6"/>
     <w:multiLevelType w:val="hybridMultilevel"/>
     <w:tmpl w:val="118EC46C"/>
@@ -9741,7 +9968,7 @@
       </w:pPr>
     </w:lvl>
   </w:abstractNum>
-  <w:abstractNum w:abstractNumId="13" w15:restartNumberingAfterBreak="0">
+  <w:abstractNum w:abstractNumId="14" w15:restartNumberingAfterBreak="0">
     <w:nsid w:val="793944B0"/>
     <w:multiLevelType w:val="hybridMultilevel"/>
     <w:tmpl w:val="8C8EB82A"/>
@@ -9828,13 +10055,13 @@
     </w:lvl>
   </w:abstractNum>
   <w:num w:numId="1" w16cid:durableId="353309474">
-    <w:abstractNumId w:val="5"/>
+    <w:abstractNumId w:val="6"/>
   </w:num>
   <w:num w:numId="2" w16cid:durableId="1964458927">
-    <w:abstractNumId w:val="9"/>
+    <w:abstractNumId w:val="10"/>
   </w:num>
   <w:num w:numId="3" w16cid:durableId="653148843">
-    <w:abstractNumId w:val="11"/>
+    <w:abstractNumId w:val="12"/>
   </w:num>
   <w:num w:numId="4" w16cid:durableId="1223560146">
     <w:abstractNumId w:val="2"/>
@@ -9843,31 +10070,34 @@
     <w:abstractNumId w:val="1"/>
   </w:num>
   <w:num w:numId="6" w16cid:durableId="509297509">
-    <w:abstractNumId w:val="4"/>
+    <w:abstractNumId w:val="5"/>
   </w:num>
   <w:num w:numId="7" w16cid:durableId="748040959">
     <w:abstractNumId w:val="3"/>
   </w:num>
   <w:num w:numId="8" w16cid:durableId="2071033199">
+    <w:abstractNumId w:val="14"/>
+  </w:num>
+  <w:num w:numId="9" w16cid:durableId="423576732">
+    <w:abstractNumId w:val="9"/>
+  </w:num>
+  <w:num w:numId="10" w16cid:durableId="1478720893">
+    <w:abstractNumId w:val="11"/>
+  </w:num>
+  <w:num w:numId="11" w16cid:durableId="1232735521">
+    <w:abstractNumId w:val="8"/>
+  </w:num>
+  <w:num w:numId="12" w16cid:durableId="477844768">
     <w:abstractNumId w:val="13"/>
   </w:num>
-  <w:num w:numId="9" w16cid:durableId="423576732">
-    <w:abstractNumId w:val="8"/>
-  </w:num>
-  <w:num w:numId="10" w16cid:durableId="1478720893">
-    <w:abstractNumId w:val="10"/>
-  </w:num>
-  <w:num w:numId="11" w16cid:durableId="1232735521">
+  <w:num w:numId="13" w16cid:durableId="1118068222">
     <w:abstractNumId w:val="7"/>
-  </w:num>
-  <w:num w:numId="12" w16cid:durableId="477844768">
-    <w:abstractNumId w:val="12"/>
-  </w:num>
-  <w:num w:numId="13" w16cid:durableId="1118068222">
-    <w:abstractNumId w:val="6"/>
   </w:num>
   <w:num w:numId="14" w16cid:durableId="1833374534">
     <w:abstractNumId w:val="0"/>
+  </w:num>
+  <w:num w:numId="15" w16cid:durableId="1126312919">
+    <w:abstractNumId w:val="4"/>
   </w:num>
 </w:numbering>
 </file>
